--- a/Neeraj_Singh_resume - Copy.docx
+++ b/Neeraj_Singh_resume - Copy.docx
@@ -3214,6 +3214,20 @@
         </w:rPr>
         <w:t xml:space="preserve"> Web &amp; Mobile Applications</w:t>
       </w:r>
+      <w:r>
+        <w:rPr>
+          <w:sz w:val="20"/>
+          <w:szCs w:val="22"/>
+        </w:rPr>
+        <w:t xml:space="preserve"> </w:t>
+      </w:r>
+      <w:r>
+        <w:rPr>
+          <w:sz w:val="20"/>
+          <w:szCs w:val="22"/>
+        </w:rPr>
+        <w:t>with National payment gateway system</w:t>
+      </w:r>
     </w:p>
     <w:p>
       <w:pPr>
@@ -3269,8 +3283,45 @@
           <w:sz w:val="20"/>
           <w:szCs w:val="22"/>
         </w:rPr>
-        <w:t>Validated fleet operations, vehicle tracking, trip management, and logistics workflows.</w:t>
-      </w:r>
+        <w:t>Validated fleet operations, vehicle tracking, trip management,</w:t>
+      </w:r>
+      <w:r>
+        <w:rPr>
+          <w:sz w:val="20"/>
+          <w:szCs w:val="22"/>
+        </w:rPr>
+        <w:t xml:space="preserve"> </w:t>
+      </w:r>
+      <w:r>
+        <w:rPr>
+          <w:sz w:val="20"/>
+          <w:szCs w:val="22"/>
+        </w:rPr>
+        <w:t xml:space="preserve">payment gate way and visa card payment </w:t>
+      </w:r>
+      <w:proofErr w:type="gramStart"/>
+      <w:r>
+        <w:rPr>
+          <w:sz w:val="20"/>
+          <w:szCs w:val="22"/>
+        </w:rPr>
+        <w:t>gateway</w:t>
+      </w:r>
+      <w:r>
+        <w:rPr>
+          <w:sz w:val="20"/>
+          <w:szCs w:val="22"/>
+        </w:rPr>
+        <w:t>.</w:t>
+      </w:r>
+      <w:r>
+        <w:rPr>
+          <w:sz w:val="20"/>
+          <w:szCs w:val="22"/>
+        </w:rPr>
+        <w:t>.</w:t>
+      </w:r>
+      <w:proofErr w:type="gramEnd"/>
     </w:p>
     <w:p>
       <w:pPr>
@@ -3307,7 +3358,23 @@
           <w:sz w:val="20"/>
           <w:szCs w:val="22"/>
         </w:rPr>
-        <w:t>Ensured smooth CI/CD test execution and high test coverage across releases.</w:t>
+        <w:t xml:space="preserve">Ensured smooth CI/CD test execution and </w:t>
+      </w:r>
+      <w:proofErr w:type="gramStart"/>
+      <w:r>
+        <w:rPr>
+          <w:sz w:val="20"/>
+          <w:szCs w:val="22"/>
+        </w:rPr>
+        <w:t>high test</w:t>
+      </w:r>
+      <w:proofErr w:type="gramEnd"/>
+      <w:r>
+        <w:rPr>
+          <w:sz w:val="20"/>
+          <w:szCs w:val="22"/>
+        </w:rPr>
+        <w:t xml:space="preserve"> coverage across releases.</w:t>
       </w:r>
     </w:p>
     <w:p>
@@ -3414,6 +3481,20 @@
           <w:szCs w:val="22"/>
         </w:rPr>
         <w:t xml:space="preserve"> Web &amp; Mobile Applications</w:t>
+      </w:r>
+      <w:r>
+        <w:rPr>
+          <w:sz w:val="20"/>
+          <w:szCs w:val="22"/>
+        </w:rPr>
+        <w:t xml:space="preserve"> </w:t>
+      </w:r>
+      <w:r>
+        <w:rPr>
+          <w:sz w:val="20"/>
+          <w:szCs w:val="22"/>
+        </w:rPr>
+        <w:t>with National payment gateway system</w:t>
       </w:r>
     </w:p>
     <w:p>
@@ -3606,6 +3687,13 @@
           <w:szCs w:val="22"/>
         </w:rPr>
         <w:t xml:space="preserve"> Web &amp; Mobile Applications</w:t>
+      </w:r>
+      <w:r>
+        <w:rPr>
+          <w:sz w:val="20"/>
+          <w:szCs w:val="22"/>
+        </w:rPr>
+        <w:t xml:space="preserve"> </w:t>
       </w:r>
     </w:p>
     <w:p>
